--- a/backend/data/Kündigung nach TKG 1&1 DSL.docx
+++ b/backend/data/Kündigung nach TKG 1&1 DSL.docx
@@ -1134,13 +1134,11 @@
       <w:pPr>
         <w:rPr>
           <w:rFonts w:ascii="Calibri" w:hAnsi="Calibri" w:cs="Calibri"/>
-          <w:lang w:val="en-US"/>
         </w:rPr>
       </w:pPr>
       <w:r>
         <w:rPr>
           <w:rFonts w:ascii="Calibri" w:hAnsi="Calibri" w:cs="Calibri"/>
-          <w:lang w:val="en-US"/>
         </w:rPr>
         <w:t xml:space="preserve">        {"name":"Handynummer","type":"number","optional":1},</w:t>
       </w:r>
@@ -1154,7 +1152,6 @@
       <w:r>
         <w:rPr>
           <w:rFonts w:ascii="Calibri" w:hAnsi="Calibri" w:cs="Calibri"/>
-          <w:lang w:val="en-US"/>
         </w:rPr>
         <w:t xml:space="preserve">        </w:t>
       </w:r>
@@ -1243,7 +1240,7 @@
         <w:rPr>
           <w:rFonts w:ascii="Calibri" w:hAnsi="Calibri" w:cs="Calibri"/>
         </w:rPr>
-        <w:t>3</w:t>
+        <w:t>4</w:t>
       </w:r>
       <w:r>
         <w:rPr>
@@ -1323,7 +1320,19 @@
         <w:rPr>
           <w:rFonts w:ascii="Calibri" w:hAnsi="Calibri" w:cs="Calibri"/>
         </w:rPr>
-        <w:t>1und1</w:t>
+        <w:t>1</w:t>
+      </w:r>
+      <w:r>
+        <w:rPr>
+          <w:rFonts w:ascii="Calibri" w:hAnsi="Calibri" w:cs="Calibri"/>
+        </w:rPr>
+        <w:t>&amp;</w:t>
+      </w:r>
+      <w:r>
+        <w:rPr>
+          <w:rFonts w:ascii="Calibri" w:hAnsi="Calibri" w:cs="Calibri"/>
+        </w:rPr>
+        <w:t>1</w:t>
       </w:r>
       <w:r>
         <w:rPr>
@@ -1378,7 +1387,19 @@
         <w:rPr>
           <w:rFonts w:ascii="Calibri" w:hAnsi="Calibri" w:cs="Calibri"/>
         </w:rPr>
-        <w:t>1und1</w:t>
+        <w:t>1</w:t>
+      </w:r>
+      <w:r>
+        <w:rPr>
+          <w:rFonts w:ascii="Calibri" w:hAnsi="Calibri" w:cs="Calibri"/>
+        </w:rPr>
+        <w:t>&amp;</w:t>
+      </w:r>
+      <w:r>
+        <w:rPr>
+          <w:rFonts w:ascii="Calibri" w:hAnsi="Calibri" w:cs="Calibri"/>
+        </w:rPr>
+        <w:t>1</w:t>
       </w:r>
       <w:r>
         <w:rPr>

--- a/backend/data/Kündigung nach TKG 1&1 DSL.docx
+++ b/backend/data/Kündigung nach TKG 1&1 DSL.docx
@@ -782,7 +782,19 @@
         <w:rPr>
           <w:rFonts w:ascii="Calibri" w:hAnsi="Calibri" w:cs="Calibri"/>
         </w:rPr>
-        <w:t>{%p if Handynummer %}</w:t>
+        <w:t xml:space="preserve">{%p if </w:t>
+      </w:r>
+      <w:r>
+        <w:rPr>
+          <w:rFonts w:ascii="Calibri" w:hAnsi="Calibri" w:cs="Calibri"/>
+        </w:rPr>
+        <w:t>Mobilnummer</w:t>
+      </w:r>
+      <w:r>
+        <w:rPr>
+          <w:rFonts w:ascii="Calibri" w:hAnsi="Calibri" w:cs="Calibri"/>
+        </w:rPr>
+        <w:t xml:space="preserve"> %}</w:t>
       </w:r>
     </w:p>
     <w:p>
@@ -795,7 +807,25 @@
         <w:rPr>
           <w:rFonts w:ascii="Calibri" w:hAnsi="Calibri" w:cs="Calibri"/>
         </w:rPr>
-        <w:t>Handynummer: {{ Handynummer }}</w:t>
+        <w:t>Mobilnummer</w:t>
+      </w:r>
+      <w:r>
+        <w:rPr>
+          <w:rFonts w:ascii="Calibri" w:hAnsi="Calibri" w:cs="Calibri"/>
+        </w:rPr>
+        <w:t xml:space="preserve">: {{ </w:t>
+      </w:r>
+      <w:r>
+        <w:rPr>
+          <w:rFonts w:ascii="Calibri" w:hAnsi="Calibri" w:cs="Calibri"/>
+        </w:rPr>
+        <w:t>Mobilnummer</w:t>
+      </w:r>
+      <w:r>
+        <w:rPr>
+          <w:rFonts w:ascii="Calibri" w:hAnsi="Calibri" w:cs="Calibri"/>
+        </w:rPr>
+        <w:t xml:space="preserve"> }}</w:t>
       </w:r>
     </w:p>
     <w:p>
@@ -1140,7 +1170,19 @@
         <w:rPr>
           <w:rFonts w:ascii="Calibri" w:hAnsi="Calibri" w:cs="Calibri"/>
         </w:rPr>
-        <w:t xml:space="preserve">        {"name":"Handynummer","type":"number","optional":1},</w:t>
+        <w:t xml:space="preserve">        {"name":"</w:t>
+      </w:r>
+      <w:r>
+        <w:rPr>
+          <w:rFonts w:ascii="Calibri" w:hAnsi="Calibri" w:cs="Calibri"/>
+        </w:rPr>
+        <w:t>Mobilnummer</w:t>
+      </w:r>
+      <w:r>
+        <w:rPr>
+          <w:rFonts w:ascii="Calibri" w:hAnsi="Calibri" w:cs="Calibri"/>
+        </w:rPr>
+        <w:t>","type":"number","optional":1},</w:t>
       </w:r>
     </w:p>
     <w:p>
@@ -1228,19 +1270,7 @@
         <w:rPr>
           <w:rFonts w:ascii="Calibri" w:hAnsi="Calibri" w:cs="Calibri"/>
         </w:rPr>
-        <w:t>1</w:t>
-      </w:r>
-      <w:r>
-        <w:rPr>
-          <w:rFonts w:ascii="Calibri" w:hAnsi="Calibri" w:cs="Calibri"/>
-        </w:rPr>
-        <w:t>.</w:t>
-      </w:r>
-      <w:r>
-        <w:rPr>
-          <w:rFonts w:ascii="Calibri" w:hAnsi="Calibri" w:cs="Calibri"/>
-        </w:rPr>
-        <w:t>4</w:t>
+        <w:t>2</w:t>
       </w:r>
       <w:r>
         <w:rPr>
@@ -1369,6 +1399,7 @@
       <w:pPr>
         <w:rPr>
           <w:rFonts w:ascii="Calibri" w:hAnsi="Calibri" w:cs="Calibri"/>
+          <w:lang w:val="en-US"/>
         </w:rPr>
       </w:pPr>
       <w:r>
@@ -1380,48 +1411,56 @@
       <w:r>
         <w:rPr>
           <w:rFonts w:ascii="Calibri" w:hAnsi="Calibri" w:cs="Calibri"/>
+          <w:lang w:val="en-US"/>
         </w:rPr>
         <w:t>"provider":["</w:t>
       </w:r>
       <w:r>
         <w:rPr>
           <w:rFonts w:ascii="Calibri" w:hAnsi="Calibri" w:cs="Calibri"/>
+          <w:lang w:val="en-US"/>
         </w:rPr>
         <w:t>1</w:t>
       </w:r>
       <w:r>
         <w:rPr>
           <w:rFonts w:ascii="Calibri" w:hAnsi="Calibri" w:cs="Calibri"/>
+          <w:lang w:val="en-US"/>
         </w:rPr>
         <w:t>&amp;</w:t>
       </w:r>
       <w:r>
         <w:rPr>
           <w:rFonts w:ascii="Calibri" w:hAnsi="Calibri" w:cs="Calibri"/>
+          <w:lang w:val="en-US"/>
         </w:rPr>
         <w:t>1</w:t>
       </w:r>
       <w:r>
         <w:rPr>
           <w:rFonts w:ascii="Calibri" w:hAnsi="Calibri" w:cs="Calibri"/>
+          <w:lang w:val="en-US"/>
         </w:rPr>
         <w:t>"]</w:t>
       </w:r>
       <w:r>
         <w:rPr>
           <w:rFonts w:ascii="Calibri" w:hAnsi="Calibri" w:cs="Calibri"/>
+          <w:lang w:val="en-US"/>
         </w:rPr>
         <w:t>,</w:t>
       </w:r>
       <w:r>
         <w:rPr>
           <w:rFonts w:ascii="Calibri" w:hAnsi="Calibri" w:cs="Calibri"/>
+          <w:lang w:val="en-US"/>
         </w:rPr>
         <w:br/>
       </w:r>
       <w:r>
         <w:rPr>
           <w:rFonts w:ascii="Calibri" w:hAnsi="Calibri" w:cs="Calibri"/>
+          <w:lang w:val="en-US"/>
         </w:rPr>
         <w:tab/>
         <w:t>"vertragstyp":["</w:t>
@@ -1429,12 +1468,14 @@
       <w:r>
         <w:rPr>
           <w:rFonts w:ascii="Calibri" w:hAnsi="Calibri" w:cs="Calibri"/>
+          <w:lang w:val="en-US"/>
         </w:rPr>
         <w:t>DSL</w:t>
       </w:r>
       <w:r>
         <w:rPr>
           <w:rFonts w:ascii="Calibri" w:hAnsi="Calibri" w:cs="Calibri"/>
+          <w:lang w:val="en-US"/>
         </w:rPr>
         <w:t>"]</w:t>
       </w:r>
@@ -1449,6 +1490,7 @@
       <w:r>
         <w:rPr>
           <w:rFonts w:ascii="Calibri" w:hAnsi="Calibri" w:cs="Calibri"/>
+          <w:lang w:val="en-US"/>
         </w:rPr>
         <w:t xml:space="preserve">        </w:t>
       </w:r>
@@ -1494,28 +1536,31 @@
       <w:pPr>
         <w:rPr>
           <w:rFonts w:ascii="Calibri" w:hAnsi="Calibri" w:cs="Calibri"/>
+        </w:rPr>
+      </w:pPr>
+      <w:r>
+        <w:rPr>
+          <w:rFonts w:ascii="Calibri" w:hAnsi="Calibri" w:cs="Calibri"/>
           <w:lang w:val="en-US"/>
         </w:rPr>
-      </w:pPr>
-      <w:r>
-        <w:rPr>
-          <w:rFonts w:ascii="Calibri" w:hAnsi="Calibri" w:cs="Calibri"/>
-          <w:lang w:val="en-US"/>
-        </w:rPr>
-        <w:t xml:space="preserve">        {"Stammdaten":[</w:t>
+        <w:t xml:space="preserve">        </w:t>
+      </w:r>
+      <w:r>
+        <w:rPr>
+          <w:rFonts w:ascii="Calibri" w:hAnsi="Calibri" w:cs="Calibri"/>
+        </w:rPr>
+        <w:t>{"Stammdaten":[</w:t>
       </w:r>
     </w:p>
     <w:p>
       <w:pPr>
         <w:rPr>
           <w:rFonts w:ascii="Calibri" w:hAnsi="Calibri" w:cs="Calibri"/>
-          <w:lang w:val="en-US"/>
         </w:rPr>
       </w:pPr>
       <w:r>
         <w:rPr>
           <w:rFonts w:ascii="Calibri" w:hAnsi="Calibri" w:cs="Calibri"/>
-          <w:lang w:val="en-US"/>
         </w:rPr>
         <w:t xml:space="preserve">                ["Vorname","Name"],</w:t>
       </w:r>
@@ -1529,7 +1574,6 @@
       <w:r>
         <w:rPr>
           <w:rFonts w:ascii="Calibri" w:hAnsi="Calibri" w:cs="Calibri"/>
-          <w:lang w:val="en-US"/>
         </w:rPr>
         <w:t xml:space="preserve">                </w:t>
       </w:r>

--- a/backend/data/Kündigung nach TKG 1&1 DSL.docx
+++ b/backend/data/Kündigung nach TKG 1&1 DSL.docx
@@ -1289,31 +1289,27 @@
         <w:rPr>
           <w:rFonts w:ascii="Calibri" w:hAnsi="Calibri" w:cs="Calibri"/>
         </w:rPr>
-        <w:t xml:space="preserve">            </w:t>
-      </w:r>
-      <w:r>
-        <w:rPr>
-          <w:rFonts w:ascii="Calibri" w:hAnsi="Calibri" w:cs="Calibri"/>
-        </w:rPr>
-        <w:t>"category":["</w:t>
-      </w:r>
-      <w:r>
-        <w:rPr>
-          <w:rFonts w:ascii="Calibri" w:hAnsi="Calibri" w:cs="Calibri"/>
-        </w:rPr>
-        <w:t>K</w:t>
-      </w:r>
-      <w:r>
-        <w:rPr>
-          <w:rFonts w:ascii="Calibri" w:hAnsi="Calibri" w:cs="Calibri"/>
-        </w:rPr>
-        <w:t>ündigung</w:t>
-      </w:r>
-      <w:r>
-        <w:rPr>
-          <w:rFonts w:ascii="Calibri" w:hAnsi="Calibri" w:cs="Calibri"/>
-        </w:rPr>
-        <w:t>"],</w:t>
+        <w:t xml:space="preserve">            "category":["Kündigung nach TKG"],</w:t>
+      </w:r>
+      <w:r>
+        <w:rPr>
+          <w:rFonts w:ascii="Calibri" w:hAnsi="Calibri" w:cs="Calibri"/>
+        </w:rPr>
+      </w:r>
+      <w:r>
+        <w:rPr>
+          <w:rFonts w:ascii="Calibri" w:hAnsi="Calibri" w:cs="Calibri"/>
+        </w:rPr>
+      </w:r>
+      <w:r>
+        <w:rPr>
+          <w:rFonts w:ascii="Calibri" w:hAnsi="Calibri" w:cs="Calibri"/>
+        </w:rPr>
+      </w:r>
+      <w:r>
+        <w:rPr>
+          <w:rFonts w:ascii="Calibri" w:hAnsi="Calibri" w:cs="Calibri"/>
+        </w:rPr>
       </w:r>
     </w:p>
     <w:p>
